--- a/blog-module/blog-entries/20260328W/jpg26.docx
+++ b/blog-module/blog-entries/20260328W/jpg26.docx
@@ -734,6 +734,97 @@
           <w:rFonts w:ascii="Aptos" w:eastAsia="Times New Roman" w:hAnsi="Aptos" w:cs="Times New Roman"/>
           <w:color w:val="000000"/>
           <w:kern w:val="0"/>
+          <w:lang w:val="de-DE" w:eastAsia="el-GR" w:bidi="ar-SA"/>
+        </w:rPr>
+      </w:pPr>
+      <w:r>
+        <w:fldChar w:fldCharType="begin"/>
+      </w:r>
+      <w:r>
+        <w:instrText xml:space="preserve"> INCLUDEPICTURE "/Users/giorgos/Library/Group Containers/UBF8T346G9.ms/WebArchiveCopyPasteTempFiles/com.microsoft.Word/cid7F029684-68B9-4343-8077-8800BBAF1FC6" \* MERGEFORMATINET </w:instrText>
+      </w:r>
+      <w:r>
+        <w:fldChar w:fldCharType="separate"/>
+      </w:r>
+      <w:r>
+        <w:rPr>
+          <w:noProof/>
+        </w:rPr>
+        <w:drawing>
+          <wp:inline distT="0" distB="0" distL="0" distR="0">
+            <wp:extent cx="6332220" cy="4221480"/>
+            <wp:effectExtent l="0" t="0" r="5080" b="0"/>
+            <wp:docPr id="1372258422" name="Εικόνα 2" descr="1000005646.webp"/>
+            <wp:cNvGraphicFramePr>
+              <a:graphicFrameLocks xmlns:a="http://schemas.openxmlformats.org/drawingml/2006/main" noChangeAspect="1"/>
+            </wp:cNvGraphicFramePr>
+            <a:graphic xmlns:a="http://schemas.openxmlformats.org/drawingml/2006/main">
+              <a:graphicData uri="http://schemas.openxmlformats.org/drawingml/2006/picture">
+                <pic:pic xmlns:pic="http://schemas.openxmlformats.org/drawingml/2006/picture">
+                  <pic:nvPicPr>
+                    <pic:cNvPr id="0" name="&lt;7F029684-68B9-4343-8077-8800BBAF1FC6&gt;" descr="1000005646.webp"/>
+                    <pic:cNvPicPr>
+                      <a:picLocks noChangeAspect="1" noChangeArrowheads="1"/>
+                    </pic:cNvPicPr>
+                  </pic:nvPicPr>
+                  <pic:blipFill>
+                    <a:blip r:embed="rId7" cstate="print">
+                      <a:extLst>
+                        <a:ext uri="{28A0092B-C50C-407E-A947-70E740481C1C}">
+                          <a14:useLocalDpi xmlns:a14="http://schemas.microsoft.com/office/drawing/2010/main" val="0"/>
+                        </a:ext>
+                      </a:extLst>
+                    </a:blip>
+                    <a:srcRect/>
+                    <a:stretch>
+                      <a:fillRect/>
+                    </a:stretch>
+                  </pic:blipFill>
+                  <pic:spPr bwMode="auto">
+                    <a:xfrm>
+                      <a:off x="0" y="0"/>
+                      <a:ext cx="6332220" cy="4221480"/>
+                    </a:xfrm>
+                    <a:prstGeom prst="rect">
+                      <a:avLst/>
+                    </a:prstGeom>
+                    <a:noFill/>
+                    <a:ln>
+                      <a:noFill/>
+                    </a:ln>
+                  </pic:spPr>
+                </pic:pic>
+              </a:graphicData>
+            </a:graphic>
+          </wp:inline>
+        </w:drawing>
+      </w:r>
+      <w:r>
+        <w:fldChar w:fldCharType="end"/>
+      </w:r>
+    </w:p>
+    <w:p>
+      <w:pPr>
+        <w:suppressAutoHyphens w:val="0"/>
+        <w:autoSpaceDN/>
+        <w:textAlignment w:val="auto"/>
+        <w:rPr>
+          <w:rFonts w:ascii="Aptos" w:eastAsia="Times New Roman" w:hAnsi="Aptos" w:cs="Times New Roman"/>
+          <w:color w:val="000000"/>
+          <w:kern w:val="0"/>
+          <w:lang w:val="de-DE" w:eastAsia="el-GR" w:bidi="ar-SA"/>
+        </w:rPr>
+      </w:pPr>
+    </w:p>
+    <w:p>
+      <w:pPr>
+        <w:suppressAutoHyphens w:val="0"/>
+        <w:autoSpaceDN/>
+        <w:textAlignment w:val="auto"/>
+        <w:rPr>
+          <w:rFonts w:ascii="Aptos" w:eastAsia="Times New Roman" w:hAnsi="Aptos" w:cs="Times New Roman"/>
+          <w:color w:val="000000"/>
+          <w:kern w:val="0"/>
           <w:lang w:val="el-GR" w:eastAsia="el-GR" w:bidi="ar-SA"/>
         </w:rPr>
       </w:pPr>
@@ -924,7 +1015,7 @@
           <w:rFonts w:ascii="Aptos" w:eastAsia="Times New Roman" w:hAnsi="Aptos" w:cs="Times New Roman"/>
           <w:color w:val="000000"/>
           <w:kern w:val="0"/>
-          <w:lang w:val="el-GR" w:eastAsia="el-GR" w:bidi="ar-SA"/>
+          <w:lang w:val="de-DE" w:eastAsia="el-GR" w:bidi="ar-SA"/>
         </w:rPr>
       </w:pPr>
       <w:r>
@@ -956,6 +1047,133 @@
         </w:rPr>
         <w:t xml:space="preserve"> μείωσε το όριο ανάκτησης ενέργειας, κάτι που ανάγκασε τους οδηγούς να γίνουν στρατηγικοί, σαν σκακιστές, διαχειριζόμενοι προσεκτικά κάθε κιλοβάτ ηλεκτρικής ισχύος στον γύρο τους. Ένα νέο κεφάλαιο στρατηγικής που μπορεί να κρίνει όχι μόνο τις κατατακτήριες αλλά και τον αγώνα.</w:t>
       </w:r>
+    </w:p>
+    <w:p>
+      <w:pPr>
+        <w:suppressAutoHyphens w:val="0"/>
+        <w:autoSpaceDN/>
+        <w:textAlignment w:val="auto"/>
+        <w:rPr>
+          <w:rFonts w:ascii="Aptos" w:eastAsia="Times New Roman" w:hAnsi="Aptos" w:cs="Times New Roman"/>
+          <w:color w:val="000000"/>
+          <w:kern w:val="0"/>
+          <w:lang w:val="de-DE" w:eastAsia="el-GR" w:bidi="ar-SA"/>
+        </w:rPr>
+      </w:pPr>
+    </w:p>
+    <w:p>
+      <w:pPr>
+        <w:suppressAutoHyphens w:val="0"/>
+        <w:autoSpaceDN/>
+        <w:textAlignment w:val="auto"/>
+        <w:rPr>
+          <w:rFonts w:eastAsia="Times New Roman" w:cs="Times New Roman"/>
+          <w:kern w:val="0"/>
+          <w:lang w:val="el-GR" w:eastAsia="el-GR" w:bidi="ar-SA"/>
+        </w:rPr>
+      </w:pPr>
+      <w:r>
+        <w:rPr>
+          <w:rFonts w:eastAsia="Times New Roman" w:cs="Times New Roman"/>
+          <w:kern w:val="0"/>
+          <w:lang w:val="el-GR" w:eastAsia="el-GR" w:bidi="ar-SA"/>
+        </w:rPr>
+        <w:lastRenderedPageBreak/>
+        <w:fldChar w:fldCharType="begin"/>
+      </w:r>
+      <w:r>
+        <w:rPr>
+          <w:rFonts w:eastAsia="Times New Roman" w:cs="Times New Roman"/>
+          <w:kern w:val="0"/>
+          <w:lang w:val="el-GR" w:eastAsia="el-GR" w:bidi="ar-SA"/>
+        </w:rPr>
+        <w:instrText xml:space="preserve"> INCLUDEPICTURE "/Users/giorgos/Library/Group Containers/UBF8T346G9.ms/WebArchiveCopyPasteTempFiles/com.microsoft.Word/cid60F92E4F-FB3E-4317-9032-160D7F86763A" \* MERGEFORMATINET </w:instrText>
+      </w:r>
+      <w:r>
+        <w:rPr>
+          <w:rFonts w:eastAsia="Times New Roman" w:cs="Times New Roman"/>
+          <w:kern w:val="0"/>
+          <w:lang w:val="el-GR" w:eastAsia="el-GR" w:bidi="ar-SA"/>
+        </w:rPr>
+        <w:fldChar w:fldCharType="separate"/>
+      </w:r>
+      <w:r>
+        <w:rPr>
+          <w:rFonts w:eastAsia="Times New Roman" w:cs="Times New Roman"/>
+          <w:noProof/>
+          <w:kern w:val="0"/>
+          <w:lang w:val="el-GR" w:eastAsia="el-GR" w:bidi="ar-SA"/>
+        </w:rPr>
+        <w:drawing>
+          <wp:inline distT="0" distB="0" distL="0" distR="0">
+            <wp:extent cx="6332220" cy="3561715"/>
+            <wp:effectExtent l="0" t="0" r="5080" b="0"/>
+            <wp:docPr id="1619894195" name="Εικόνα 3" descr="1000005647.webp"/>
+            <wp:cNvGraphicFramePr>
+              <a:graphicFrameLocks xmlns:a="http://schemas.openxmlformats.org/drawingml/2006/main" noChangeAspect="1"/>
+            </wp:cNvGraphicFramePr>
+            <a:graphic xmlns:a="http://schemas.openxmlformats.org/drawingml/2006/main">
+              <a:graphicData uri="http://schemas.openxmlformats.org/drawingml/2006/picture">
+                <pic:pic xmlns:pic="http://schemas.openxmlformats.org/drawingml/2006/picture">
+                  <pic:nvPicPr>
+                    <pic:cNvPr id="0" name="&lt;60F92E4F-FB3E-4317-9032-160D7F86763A&gt;" descr="1000005647.webp"/>
+                    <pic:cNvPicPr>
+                      <a:picLocks noChangeAspect="1" noChangeArrowheads="1"/>
+                    </pic:cNvPicPr>
+                  </pic:nvPicPr>
+                  <pic:blipFill>
+                    <a:blip r:embed="rId8" cstate="print">
+                      <a:extLst>
+                        <a:ext uri="{28A0092B-C50C-407E-A947-70E740481C1C}">
+                          <a14:useLocalDpi xmlns:a14="http://schemas.microsoft.com/office/drawing/2010/main" val="0"/>
+                        </a:ext>
+                      </a:extLst>
+                    </a:blip>
+                    <a:srcRect/>
+                    <a:stretch>
+                      <a:fillRect/>
+                    </a:stretch>
+                  </pic:blipFill>
+                  <pic:spPr bwMode="auto">
+                    <a:xfrm>
+                      <a:off x="0" y="0"/>
+                      <a:ext cx="6332220" cy="3561715"/>
+                    </a:xfrm>
+                    <a:prstGeom prst="rect">
+                      <a:avLst/>
+                    </a:prstGeom>
+                    <a:noFill/>
+                    <a:ln>
+                      <a:noFill/>
+                    </a:ln>
+                  </pic:spPr>
+                </pic:pic>
+              </a:graphicData>
+            </a:graphic>
+          </wp:inline>
+        </w:drawing>
+      </w:r>
+      <w:r>
+        <w:rPr>
+          <w:rFonts w:eastAsia="Times New Roman" w:cs="Times New Roman"/>
+          <w:kern w:val="0"/>
+          <w:lang w:val="el-GR" w:eastAsia="el-GR" w:bidi="ar-SA"/>
+        </w:rPr>
+        <w:fldChar w:fldCharType="end"/>
+      </w:r>
+    </w:p>
+    <w:p>
+      <w:pPr>
+        <w:suppressAutoHyphens w:val="0"/>
+        <w:autoSpaceDN/>
+        <w:textAlignment w:val="auto"/>
+        <w:rPr>
+          <w:rFonts w:ascii="Aptos" w:eastAsia="Times New Roman" w:hAnsi="Aptos" w:cs="Times New Roman"/>
+          <w:color w:val="000000"/>
+          <w:kern w:val="0"/>
+          <w:lang w:val="de-DE" w:eastAsia="el-GR" w:bidi="ar-SA"/>
+        </w:rPr>
+      </w:pPr>
     </w:p>
     <w:p>
       <w:pPr>
